--- a/CalendarioAgo2026/proyecto/PortadaIndividual.docx
+++ b/CalendarioAgo2026/proyecto/PortadaIndividual.docx
@@ -172,7 +172,7 @@
                                     </pic:cNvPicPr>
                                   </pic:nvPicPr>
                                   <pic:blipFill>
-                                    <a:blip r:embed="rId6">
+                                    <a:blip r:embed="rId5">
                                       <a:extLst>
                                         <a:ext uri="{28A0092B-C50C-407E-A947-70E740481C1C}">
                                           <a14:useLocalDpi xmlns:a14="http://schemas.microsoft.com/office/drawing/2010/main" val="0"/>
@@ -281,156 +281,12 @@
             </w14:srgbClr>
           </w14:shadow>
         </w:rPr>
-        <w:t>PROGRAMACIÓN PARA NEGOCIOS</w:t>
-      </w:r>
-    </w:p>
-    <w:p>
-      <w:pPr>
-        <w:rPr>
-          <w:rFonts w:ascii="Arial" w:hAnsi="Arial" w:cs="Arial"/>
-        </w:rPr>
-      </w:pPr>
-    </w:p>
-    <w:p>
-      <w:pPr>
-        <w:pStyle w:val="Ttulo2"/>
-        <w:rPr>
-          <w:rFonts w:ascii="Arial" w:hAnsi="Arial" w:cs="Arial"/>
-          <w:b w:val="0"/>
-          <w:bCs/>
+        <w:t>P</w:t>
+      </w:r>
+      <w:r>
+        <w:rPr>
+          <w:rFonts w:ascii="Arial" w:hAnsi="Arial" w:cs="Arial"/>
           <w:i w:val="0"/>
-          <w:szCs w:val="24"/>
-          <w14:shadow w14:blurRad="50800" w14:dist="38100" w14:dir="2700000" w14:sx="100000" w14:sy="100000" w14:kx="0" w14:ky="0" w14:algn="tl">
-            <w14:srgbClr w14:val="000000">
-              <w14:alpha w14:val="60000"/>
-            </w14:srgbClr>
-          </w14:shadow>
-        </w:rPr>
-      </w:pPr>
-      <w:r>
-        <w:rPr>
-          <w:rFonts w:ascii="Arial" w:hAnsi="Arial" w:cs="Arial"/>
-          <w:b w:val="0"/>
-          <w:bCs/>
-          <w:i w:val="0"/>
-          <w:szCs w:val="24"/>
-          <w14:shadow w14:blurRad="50800" w14:dist="38100" w14:dir="2700000" w14:sx="100000" w14:sy="100000" w14:kx="0" w14:ky="0" w14:algn="tl">
-            <w14:srgbClr w14:val="000000">
-              <w14:alpha w14:val="60000"/>
-            </w14:srgbClr>
-          </w14:shadow>
-        </w:rPr>
-        <w:t>SITUACIÓN PROBLEMA</w:t>
-      </w:r>
-    </w:p>
-    <w:p>
-      <w:pPr>
-        <w:pStyle w:val="Ttulo2"/>
-        <w:rPr>
-          <w:b w:val="0"/>
-          <w:szCs w:val="24"/>
-        </w:rPr>
-      </w:pPr>
-    </w:p>
-    <w:p/>
-    <w:p/>
-    <w:p/>
-    <w:p/>
-    <w:p/>
-    <w:p>
-      <w:pPr>
-        <w:pStyle w:val="Ttulo2"/>
-        <w:rPr>
-          <w:b w:val="0"/>
-          <w:szCs w:val="24"/>
-        </w:rPr>
-      </w:pPr>
-    </w:p>
-    <w:p/>
-    <w:p/>
-    <w:p>
-      <w:pPr>
-        <w:pStyle w:val="Ttulo2"/>
-        <w:rPr>
-          <w:b w:val="0"/>
-          <w:szCs w:val="24"/>
-        </w:rPr>
-      </w:pPr>
-    </w:p>
-    <w:p>
-      <w:pPr>
-        <w:pStyle w:val="Ttulo2"/>
-        <w:rPr>
-          <w:b w:val="0"/>
-          <w:szCs w:val="24"/>
-        </w:rPr>
-      </w:pPr>
-    </w:p>
-    <w:p>
-      <w:pPr>
-        <w:pStyle w:val="Ttulo2"/>
-        <w:rPr>
-          <w:b w:val="0"/>
-          <w:szCs w:val="24"/>
-        </w:rPr>
-      </w:pPr>
-    </w:p>
-    <w:p>
-      <w:pPr>
-        <w:pStyle w:val="Ttulo2"/>
-        <w:rPr>
-          <w:b w:val="0"/>
-          <w:szCs w:val="24"/>
-        </w:rPr>
-      </w:pPr>
-    </w:p>
-    <w:p>
-      <w:pPr>
-        <w:pStyle w:val="Ttulo2"/>
-        <w:rPr>
-          <w:sz w:val="28"/>
-          <w:szCs w:val="28"/>
-        </w:rPr>
-      </w:pPr>
-      <w:r>
-        <w:rPr>
-          <w:sz w:val="28"/>
-          <w:szCs w:val="28"/>
-        </w:rPr>
-        <w:t>“</w:t>
-      </w:r>
-      <w:r>
-        <w:rPr>
-          <w:sz w:val="28"/>
-          <w:szCs w:val="28"/>
-        </w:rPr>
-        <w:t>Análisis de datos</w:t>
-      </w:r>
-      <w:r>
-        <w:rPr>
-          <w:sz w:val="28"/>
-          <w:szCs w:val="28"/>
-        </w:rPr>
-        <w:t>”</w:t>
-      </w:r>
-    </w:p>
-    <w:p>
-      <w:pPr>
-        <w:jc w:val="center"/>
-        <w:rPr>
-          <w:rFonts w:ascii="Arial" w:hAnsi="Arial" w:cs="Arial"/>
-          <w:b/>
-          <w:sz w:val="24"/>
-          <w:u w:val="single"/>
-        </w:rPr>
-      </w:pPr>
-    </w:p>
-    <w:p>
-      <w:pPr>
-        <w:jc w:val="center"/>
-        <w:rPr>
-          <w:rFonts w:ascii="Arial" w:hAnsi="Arial" w:cs="Arial"/>
-          <w:b/>
           <w:sz w:val="28"/>
           <w:szCs w:val="28"/>
           <w14:shadow w14:blurRad="50800" w14:dist="38100" w14:dir="2700000" w14:sx="100000" w14:sy="100000" w14:kx="0" w14:ky="0" w14:algn="tl">
@@ -439,8 +295,153 @@
             </w14:srgbClr>
           </w14:shadow>
         </w:rPr>
-      </w:pPr>
-      <w:r>
+        <w:t>ENSAMIENTO ALGORÍTMICO</w:t>
+      </w:r>
+    </w:p>
+    <w:p>
+      <w:pPr>
+        <w:rPr>
+          <w:rFonts w:ascii="Arial" w:hAnsi="Arial" w:cs="Arial"/>
+        </w:rPr>
+      </w:pPr>
+    </w:p>
+    <w:p>
+      <w:pPr>
+        <w:pStyle w:val="Ttulo2"/>
+        <w:rPr>
+          <w:rFonts w:ascii="Arial" w:hAnsi="Arial" w:cs="Arial"/>
+          <w:b w:val="0"/>
+          <w:bCs/>
+          <w:i w:val="0"/>
+          <w:szCs w:val="24"/>
+          <w14:shadow w14:blurRad="50800" w14:dist="38100" w14:dir="2700000" w14:sx="100000" w14:sy="100000" w14:kx="0" w14:ky="0" w14:algn="tl">
+            <w14:srgbClr w14:val="000000">
+              <w14:alpha w14:val="60000"/>
+            </w14:srgbClr>
+          </w14:shadow>
+        </w:rPr>
+      </w:pPr>
+      <w:r>
+        <w:rPr>
+          <w:rFonts w:ascii="Arial" w:hAnsi="Arial" w:cs="Arial"/>
+          <w:b w:val="0"/>
+          <w:bCs/>
+          <w:i w:val="0"/>
+          <w:szCs w:val="24"/>
+          <w14:shadow w14:blurRad="50800" w14:dist="38100" w14:dir="2700000" w14:sx="100000" w14:sy="100000" w14:kx="0" w14:ky="0" w14:algn="tl">
+            <w14:srgbClr w14:val="000000">
+              <w14:alpha w14:val="60000"/>
+            </w14:srgbClr>
+          </w14:shadow>
+        </w:rPr>
+        <w:t>SITUACIÓN PROBLEMA</w:t>
+      </w:r>
+    </w:p>
+    <w:p>
+      <w:pPr>
+        <w:pStyle w:val="Ttulo2"/>
+        <w:rPr>
+          <w:b w:val="0"/>
+          <w:szCs w:val="24"/>
+        </w:rPr>
+      </w:pPr>
+    </w:p>
+    <w:p/>
+    <w:p/>
+    <w:p/>
+    <w:p/>
+    <w:p/>
+    <w:p>
+      <w:pPr>
+        <w:pStyle w:val="Ttulo2"/>
+        <w:rPr>
+          <w:b w:val="0"/>
+          <w:szCs w:val="24"/>
+        </w:rPr>
+      </w:pPr>
+    </w:p>
+    <w:p/>
+    <w:p/>
+    <w:p>
+      <w:pPr>
+        <w:pStyle w:val="Ttulo2"/>
+        <w:rPr>
+          <w:b w:val="0"/>
+          <w:szCs w:val="24"/>
+        </w:rPr>
+      </w:pPr>
+    </w:p>
+    <w:p>
+      <w:pPr>
+        <w:pStyle w:val="Ttulo2"/>
+        <w:rPr>
+          <w:b w:val="0"/>
+          <w:szCs w:val="24"/>
+        </w:rPr>
+      </w:pPr>
+    </w:p>
+    <w:p>
+      <w:pPr>
+        <w:pStyle w:val="Ttulo2"/>
+        <w:rPr>
+          <w:b w:val="0"/>
+          <w:szCs w:val="24"/>
+        </w:rPr>
+      </w:pPr>
+    </w:p>
+    <w:p>
+      <w:pPr>
+        <w:pStyle w:val="Ttulo2"/>
+        <w:rPr>
+          <w:b w:val="0"/>
+          <w:szCs w:val="24"/>
+        </w:rPr>
+      </w:pPr>
+    </w:p>
+    <w:p>
+      <w:pPr>
+        <w:pStyle w:val="Ttulo2"/>
+        <w:rPr>
+          <w:sz w:val="28"/>
+          <w:szCs w:val="28"/>
+        </w:rPr>
+      </w:pPr>
+      <w:r>
+        <w:rPr>
+          <w:sz w:val="28"/>
+          <w:szCs w:val="28"/>
+        </w:rPr>
+        <w:t>“</w:t>
+      </w:r>
+      <w:r>
+        <w:rPr>
+          <w:sz w:val="28"/>
+          <w:szCs w:val="28"/>
+        </w:rPr>
+        <w:t>Análisis de datos</w:t>
+      </w:r>
+      <w:r>
+        <w:rPr>
+          <w:sz w:val="28"/>
+          <w:szCs w:val="28"/>
+        </w:rPr>
+        <w:t>”</w:t>
+      </w:r>
+    </w:p>
+    <w:p>
+      <w:pPr>
+        <w:jc w:val="center"/>
+        <w:rPr>
+          <w:rFonts w:ascii="Arial" w:hAnsi="Arial" w:cs="Arial"/>
+          <w:b/>
+          <w:sz w:val="24"/>
+          <w:u w:val="single"/>
+        </w:rPr>
+      </w:pPr>
+    </w:p>
+    <w:p>
+      <w:pPr>
+        <w:jc w:val="center"/>
         <w:rPr>
           <w:rFonts w:ascii="Arial" w:hAnsi="Arial" w:cs="Arial"/>
           <w:b/>
@@ -452,8 +453,7 @@
             </w14:srgbClr>
           </w14:shadow>
         </w:rPr>
-        <w:t xml:space="preserve">Nombre de la </w:t>
-      </w:r>
+      </w:pPr>
       <w:r>
         <w:rPr>
           <w:rFonts w:ascii="Arial" w:hAnsi="Arial" w:cs="Arial"/>
@@ -466,7 +466,7 @@
             </w14:srgbClr>
           </w14:shadow>
         </w:rPr>
-        <w:t>e</w:t>
+        <w:t xml:space="preserve">Nombre de la </w:t>
       </w:r>
       <w:r>
         <w:rPr>
@@ -480,7 +480,7 @@
             </w14:srgbClr>
           </w14:shadow>
         </w:rPr>
-        <w:t>mpresa</w:t>
+        <w:t>e</w:t>
       </w:r>
       <w:r>
         <w:rPr>
@@ -494,6 +494,20 @@
             </w14:srgbClr>
           </w14:shadow>
         </w:rPr>
+        <w:t>mpresa</w:t>
+      </w:r>
+      <w:r>
+        <w:rPr>
+          <w:rFonts w:ascii="Arial" w:hAnsi="Arial" w:cs="Arial"/>
+          <w:b/>
+          <w:sz w:val="28"/>
+          <w:szCs w:val="28"/>
+          <w14:shadow w14:blurRad="50800" w14:dist="38100" w14:dir="2700000" w14:sx="100000" w14:sy="100000" w14:kx="0" w14:ky="0" w14:algn="tl">
+            <w14:srgbClr w14:val="000000">
+              <w14:alpha w14:val="60000"/>
+            </w14:srgbClr>
+          </w14:shadow>
+        </w:rPr>
         <w:t xml:space="preserve"> o nombre de la base de datos</w:t>
       </w:r>
     </w:p>
@@ -752,21 +766,21 @@
           <w:sz w:val="24"/>
           <w:szCs w:val="24"/>
         </w:rPr>
-        <w:t xml:space="preserve">1 de </w:t>
-      </w:r>
-      <w:r>
-        <w:rPr>
-          <w:sz w:val="24"/>
-          <w:szCs w:val="24"/>
-        </w:rPr>
-        <w:t>o</w:t>
-      </w:r>
-      <w:r>
-        <w:rPr>
-          <w:sz w:val="24"/>
-          <w:szCs w:val="24"/>
-        </w:rPr>
-        <w:t>ctubre</w:t>
+        <w:t>7</w:t>
+      </w:r>
+      <w:r>
+        <w:rPr>
+          <w:sz w:val="24"/>
+          <w:szCs w:val="24"/>
+        </w:rPr>
+        <w:t xml:space="preserve"> de </w:t>
+      </w:r>
+      <w:r>
+        <w:rPr>
+          <w:sz w:val="24"/>
+          <w:szCs w:val="24"/>
+        </w:rPr>
+        <w:t>noviembre</w:t>
       </w:r>
       <w:r>
         <w:rPr>
@@ -794,7 +808,7 @@
           <w:sz w:val="24"/>
           <w:szCs w:val="24"/>
         </w:rPr>
-        <w:t>5</w:t>
+        <w:t>6</w:t>
       </w:r>
     </w:p>
     <w:p>
